--- a/thesis/results/v4/Arquitetura_Tecnica_Experimento3_Strong_Nesting.docx
+++ b/thesis/results/v4/Arquitetura_Tecnica_Experimento3_Strong_Nesting.docx
@@ -797,25 +797,25 @@
           <w:sz w:val="22"/>
           <w:szCs w:val="22"/>
         </w:rPr>
-        <w:t xml:space="preserve">O certificado do cliente e o certificado do servidor do gateway seguem o mesmo princípio de encadeamento da Seção 3, adaptado por Bindel et al. (2017) para o caso específico de certificados: a assinatura clássica é feita primeiro sobre o conteúdo do certificado; a assinatura pós-quântica é feita depois, sobre o conteúdo do certificado junto com a assinatura clássica e o material pós-quântico adicional (a chave pública ML-DSA-65 do participante).</w:t>
-      </w:r>
-    </w:p>
-    <w:p>
-      <w:pPr>
-        <w:spacing w:after="200" w:line="280"/>
-        <w:jc w:val="both"/>
-      </w:pPr>
-      <w:r>
-        <w:rPr>
-          <w:rFonts w:ascii="Arial" w:cs="Arial" w:eastAsia="Arial" w:hAnsi="Arial"/>
-          <w:b w:val="false"/>
-          <w:bCs w:val="false"/>
-          <w:i w:val="false"/>
-          <w:iCs w:val="false"/>
-          <w:sz w:val="22"/>
-          <w:szCs w:val="22"/>
-        </w:rPr>
-        <w:t xml:space="preserve">Essas duas assinaturas são guardadas fisicamente no certificado através de três campos adicionais, não-obrigatórios (Bindel et al., 2019): um carrega a chave pública ML-DSA-65, outro carrega a assinatura pós-quântica, e o terceiro identifica qual algoritmo pós-quântico foi usado. Por não serem obrigatórios, um sistema antigo que ainda não entende PQC simplesmente os ignora e continua validando o certificado pela assinatura RSA normal — nada quebra para quem ainda não migrou. A autoridade certificadora local assina o certificado duas vezes: uma vez com RSA, como sempre fez, e uma segunda vez com ML-DSA-65 para esses campos adicionais.</w:t>
+        <w:t>O certificado do cliente e o certificado do servidor do gateway seguem o mesmo princípio de encadeamento da Seção 3, adaptado por Bindel et al. (2019) para o caso específico de certificados — mas em ordem invertida em relação à Seção 3, por um motivo prático: um verificador tradicional, que não entende PQC, só confere uma única assinatura — a que já existe hoje, no campo padrão do certificado. Para que ninguém consiga trocar o material pós-quântico sem ser percebido nem por esse verificador antigo, essa única assinatura clássica precisa cobrir tudo, inclusive os campos novos. Por isso a assinatura pós-quântica é feita primeiro, sobre o certificado ainda incompleto (sem o campo que vai guardar essa própria assinatura); só depois, com esse campo já preenchido, a assinatura clássica é feita por último, sobre o certificado já completo, com todos os campos novos inclusos.</w:t>
+      </w:r>
+    </w:p>
+    <w:p>
+      <w:pPr>
+        <w:spacing w:after="200" w:line="280"/>
+        <w:jc w:val="both"/>
+      </w:pPr>
+      <w:r>
+        <w:rPr>
+          <w:rFonts w:ascii="Arial" w:cs="Arial" w:eastAsia="Arial" w:hAnsi="Arial"/>
+          <w:b w:val="false"/>
+          <w:bCs w:val="false"/>
+          <w:i w:val="false"/>
+          <w:iCs w:val="false"/>
+          <w:sz w:val="22"/>
+          <w:szCs w:val="22"/>
+        </w:rPr>
+        <w:t>Essas duas assinaturas são guardadas fisicamente no certificado através de três campos adicionais, não-obrigatórios (Bindel et al., 2019): um carrega a chave pública ML-DSA-65, outro carrega a assinatura pós-quântica, e o terceiro identifica qual algoritmo pós-quântico foi usado. Por não serem obrigatórios, um sistema antigo que ainda não entende PQC simplesmente os ignora e continua validando o certificado pela assinatura RSA normal — nada quebra para quem ainda não migrou, e essa assinatura RSA, por cobrir o certificado já completo, também protege os campos novos contra adulteração, mesmo para quem não sabe verificá-los. A autoridade certificadora local assina o certificado duas vezes: primeiro com ML-DSA-65, sobre o certificado ainda sem o campo da própria assinatura pós-quântica; depois com RSA, como sempre fez, mas agora por último, já sobre o certificado completo.</w:t>
       </w:r>
     </w:p>
     <w:p>
